--- a/manuscript/out/S1_protocols.docx
+++ b/manuscript/out/S1_protocols.docx
@@ -7041,6 +7041,234 @@
     <w:p>
       <w:r>
         <w:t xml:space="preserve">  ICCV, ECCV).</w:t>
+      </w:r>
+    </w:p>
+    <w:p>
+      <w:pPr>
+        <w:pStyle w:val="Heading2"/>
+      </w:pPr>
+      <w:r>
+        <w:rPr>
+          <w:rFonts w:ascii="Times New Roman" w:hAnsi="Times New Roman"/>
+        </w:rPr>
+        <w:t>Note 9-22 (2026-10-30, post hoc, after an internal review of the manuscript; frozen before the intervals below)</w:t>
+      </w:r>
+    </w:p>
+    <w:p>
+      <w:r>
+        <w:t>An internal review of the medRxiv manuscript raised three points that the existing results do not answer. Post hoc;</w:t>
+      </w:r>
+    </w:p>
+    <w:p>
+      <w:r>
+        <w:t xml:space="preserve">reported as such. Script </w:t>
+      </w:r>
+      <w:r>
+        <w:rPr>
+          <w:rFonts w:ascii="Courier New" w:hAnsi="Courier New"/>
+          <w:sz w:val="20"/>
+        </w:rPr>
+        <w:t>posthoc_p9_empirical.py</w:t>
+      </w:r>
+      <w:r>
+        <w:t xml:space="preserve">, output </w:t>
+      </w:r>
+      <w:r>
+        <w:rPr>
+          <w:rFonts w:ascii="Courier New" w:hAnsi="Courier New"/>
+          <w:sz w:val="20"/>
+        </w:rPr>
+        <w:t>results/p9_empirical.json</w:t>
+      </w:r>
+      <w:r>
+        <w:t>; MH and bootstrap exactly as</w:t>
+      </w:r>
+    </w:p>
+    <w:p>
+      <w:r>
+        <w:t>in A9.3 (</w:t>
+      </w:r>
+      <w:r>
+        <w:rPr>
+          <w:rFonts w:ascii="Courier New" w:hAnsi="Courier New"/>
+          <w:sz w:val="20"/>
+        </w:rPr>
+        <w:t>analyze_p9.mh_rd</w:t>
+      </w:r>
+      <w:r>
+        <w:t xml:space="preserve">, </w:t>
+      </w:r>
+      <w:r>
+        <w:rPr>
+          <w:rFonts w:ascii="Courier New" w:hAnsi="Courier New"/>
+          <w:sz w:val="20"/>
+        </w:rPr>
+        <w:t>boot_ci</w:t>
+      </w:r>
+      <w:r>
+        <w:t>, 2,000 resamples, seed 20261017). Disclosure: the reviewer computed the point</w:t>
+      </w:r>
+    </w:p>
+    <w:p>
+      <w:r>
+        <w:t xml:space="preserve">estimates of E-a from </w:t>
+      </w:r>
+      <w:r>
+        <w:rPr>
+          <w:rFonts w:ascii="Courier New" w:hAnsi="Courier New"/>
+          <w:sz w:val="20"/>
+        </w:rPr>
+        <w:t>results/p9_papers.csv</w:t>
+      </w:r>
+      <w:r>
+        <w:t xml:space="preserve"> before this note was written (code +10.6, main data open +7.1, weights</w:t>
+      </w:r>
+    </w:p>
+    <w:p>
+      <w:r>
+        <w:t>+21.7, variance +24.7 points); no interval and nothing in E-b or E-c had been computed.</w:t>
+      </w:r>
+    </w:p>
+    <w:p>
+      <w:pPr>
+        <w:pStyle w:val="ListBullet"/>
+      </w:pPr>
+      <w:r>
+        <w:t xml:space="preserve">E-a, empirical papers only. Units: coded frame papers whose data_scale is not </w:t>
+      </w:r>
+      <w:r>
+        <w:rPr>
+          <w:rFonts w:ascii="Courier New" w:hAnsi="Courier New"/>
+          <w:sz w:val="20"/>
+        </w:rPr>
+        <w:t>not_stated</w:t>
+      </w:r>
+      <w:r>
+        <w:t xml:space="preserve"> (a training-set size</w:t>
+      </w:r>
+    </w:p>
+    <w:p>
+      <w:r>
+        <w:t xml:space="preserve">  was stated, so the paper reports an experiment on data). Fields code, main_data_access, weights_release,</w:t>
+      </w:r>
+    </w:p>
+    <w:p>
+      <w:r>
+        <w:t xml:space="preserve">  variance, indicators as in Note 9-5, </w:t>
+      </w:r>
+      <w:r>
+        <w:rPr>
+          <w:rFonts w:ascii="Courier New" w:hAnsi="Courier New"/>
+          <w:sz w:val="20"/>
+        </w:rPr>
+        <w:t>unclear</w:t>
+      </w:r>
+      <w:r>
+        <w:t xml:space="preserve"> excluded. Reading rule: "medical papers document more" holds for a</w:t>
+      </w:r>
+    </w:p>
+    <w:p>
+      <w:r>
+        <w:t xml:space="preserve">  field among empirical papers if the CI lower bound is above 0.</w:t>
+      </w:r>
+    </w:p>
+    <w:p>
+      <w:pPr>
+        <w:pStyle w:val="ListBullet"/>
+      </w:pPr>
+      <w:r>
+        <w:t xml:space="preserve">E-b, release fields with </w:t>
+      </w:r>
+      <w:r>
+        <w:rPr>
+          <w:rFonts w:ascii="Courier New" w:hAnsi="Courier New"/>
+          <w:sz w:val="20"/>
+        </w:rPr>
+        <w:t>unclear</w:t>
+      </w:r>
+      <w:r>
+        <w:t xml:space="preserve"> counted as not released or not open: main_data_access, weights_release,</w:t>
+      </w:r>
+    </w:p>
+    <w:p>
+      <w:r>
+        <w:t xml:space="preserve">  synthetic_or_sample_release, outputs_release over all coded papers. Descriptive; shares by group and MH</w:t>
+      </w:r>
+    </w:p>
+    <w:p>
+      <w:r>
+        <w:t xml:space="preserve">  difference with CI.</w:t>
+      </w:r>
+    </w:p>
+    <w:p>
+      <w:pPr>
+        <w:pStyle w:val="ListBullet"/>
+      </w:pPr>
+      <w:r>
+        <w:t>E-c, verdict mix: attempted ICML 2026 papers as in Note 9-10 (author's namespace excluded, candidates labelled</w:t>
+      </w:r>
+    </w:p>
+    <w:p>
+      <w:r>
+        <w:t xml:space="preserve">  </w:t>
+      </w:r>
+      <w:r>
+        <w:rPr>
+          <w:rFonts w:ascii="Courier New" w:hAnsi="Courier New"/>
+          <w:sz w:val="20"/>
+        </w:rPr>
+        <w:t>no</w:t>
+      </w:r>
+      <w:r>
+        <w:t xml:space="preserve"> excluded). Claim-level shares of verified, falsified, toy, inconclusive and other by group, with the</w:t>
+      </w:r>
+    </w:p>
+    <w:p>
+      <w:r>
+        <w:t xml:space="preserve">  difference in the toy share bootstrapped over papers within group (Note 9-10 procedure); paper-level share with</w:t>
+      </w:r>
+    </w:p>
+    <w:p>
+      <w:r>
+        <w:t xml:space="preserve">  at least one toy verdict, same bootstrap. Descriptive.</w:t>
+      </w:r>
+    </w:p>
+    <w:p>
+      <w:pPr>
+        <w:pStyle w:val="ListBullet"/>
+      </w:pPr>
+      <w:r>
+        <w:t>Result (identical under PYTHONHASHSEED 0 and 1). E-a, 1,129 medical and 962 other empirical papers: code +10.6</w:t>
+      </w:r>
+    </w:p>
+    <w:p>
+      <w:r>
+        <w:t xml:space="preserve">  (CI +6.0 to +15.0), main data open +7.1 (+2.1 to +12.2), weights +21.7 (+12.7 to +30.7), variance +24.7 (+20.1 to</w:t>
+      </w:r>
+    </w:p>
+    <w:p>
+      <w:r>
+        <w:t xml:space="preserve">  +29.3); the claim holds for all four fields. E-b, unclear as no: main data open 46.2% vs 24.7% (+21.7), weights</w:t>
+      </w:r>
+    </w:p>
+    <w:p>
+      <w:r>
+        <w:t xml:space="preserve">  8.7% vs 5.6% (+3.1, +1.3 to +4.8), synthetic or sample data -0.6 (-1.7 to +0.5), outputs -0.2 (-1.2 to +0.8).</w:t>
+      </w:r>
+    </w:p>
+    <w:p>
+      <w:r>
+        <w:t xml:space="preserve">  E-c, claim verdicts of medical vs other attempted papers: verified 21.7% vs 49.7%, falsified 3.6% vs 4.7%, toy</w:t>
+      </w:r>
+    </w:p>
+    <w:p>
+      <w:r>
+        <w:t xml:space="preserve">  25.5% vs 20.9% (difference +4.7, -0.6 to +10.7), inconclusive 49.2% vs 24.8%; papers with any toy verdict 64.5% vs</w:t>
+      </w:r>
+    </w:p>
+    <w:p>
+      <w:r>
+        <w:t xml:space="preserve">  71.3% (-6.8, -15.9 to +2.3).</w:t>
       </w:r>
     </w:p>
     <w:p>
@@ -7097,7 +7325,7 @@
                 <w:b/>
                 <w:sz w:val="18"/>
               </w:rPr>
-              <w:t>Life science: frame / full text</w:t>
+              <w:t>Medical: frame / full text</w:t>
             </w:r>
           </w:p>
         </w:tc>

--- a/manuscript/out/S1_protocols.docx
+++ b/manuscript/out/S1_protocols.docx
@@ -15,7 +15,7 @@
     </w:p>
     <w:p>
       <w:r>
-        <w:t>Verbatim copy of verdict_audit/readiness/PROTOCOL.md (Protocols 7, 8 and 9 with all amendments and notes) from the repository, followed by Supplementary Table S1. Commit history of every freeze and note: https://github.com/kondratevakate/icml-2026-repro (commits 3b9e5ea, 839281e and later).</w:t>
+        <w:t>Verbatim copy of verdict_audit/readiness/PROTOCOL.md (Protocols 7, 8 and 9 with all amendments and notes) from the repository. Commit history of every freeze and note: https://github.com/kondratevakate/icml-2026-repro (commits 3b9e5ea, 839281e and later).</w:t>
       </w:r>
     </w:p>
     <w:p>
@@ -7271,646 +7271,6 @@
         <w:t xml:space="preserve">  71.3% (-6.8, -15.9 to +2.3).</w:t>
       </w:r>
     </w:p>
-    <w:p>
-      <w:r>
-        <w:rPr>
-          <w:b/>
-        </w:rPr>
-        <w:t>Supplementary Table S1. Papers in the frame and with a coded full text, by group and venue-year.</w:t>
-      </w:r>
-    </w:p>
-    <w:tbl>
-      <w:tblPr>
-        <w:tblStyle w:val="TableGrid"/>
-        <w:tblW w:type="auto" w:w="0"/>
-        <w:tblLook w:firstColumn="1" w:firstRow="1" w:lastColumn="0" w:lastRow="0" w:noHBand="0" w:noVBand="1" w:val="04A0"/>
-      </w:tblPr>
-      <w:tblGrid>
-        <w:gridCol w:w="3135"/>
-        <w:gridCol w:w="3135"/>
-        <w:gridCol w:w="3135"/>
-      </w:tblGrid>
-      <w:tr>
-        <w:tc>
-          <w:tcPr>
-            <w:tcW w:type="dxa" w:w="3135"/>
-          </w:tcPr>
-          <w:p>
-            <w:r>
-              <w:rPr>
-                <w:sz w:val="18"/>
-              </w:rPr>
-            </w:r>
-            <w:r>
-              <w:rPr>
-                <w:b/>
-                <w:sz w:val="18"/>
-              </w:rPr>
-              <w:t>Venue-year</w:t>
-            </w:r>
-          </w:p>
-        </w:tc>
-        <w:tc>
-          <w:tcPr>
-            <w:tcW w:type="dxa" w:w="3135"/>
-          </w:tcPr>
-          <w:p>
-            <w:r>
-              <w:rPr>
-                <w:sz w:val="18"/>
-              </w:rPr>
-            </w:r>
-            <w:r>
-              <w:rPr>
-                <w:b/>
-                <w:sz w:val="18"/>
-              </w:rPr>
-              <w:t>Medical: frame / full text</w:t>
-            </w:r>
-          </w:p>
-        </w:tc>
-        <w:tc>
-          <w:tcPr>
-            <w:tcW w:type="dxa" w:w="3135"/>
-          </w:tcPr>
-          <w:p>
-            <w:r>
-              <w:rPr>
-                <w:sz w:val="18"/>
-              </w:rPr>
-            </w:r>
-            <w:r>
-              <w:rPr>
-                <w:b/>
-                <w:sz w:val="18"/>
-              </w:rPr>
-              <w:t>Other: frame / full text</w:t>
-            </w:r>
-          </w:p>
-        </w:tc>
-      </w:tr>
-      <w:tr>
-        <w:tc>
-          <w:tcPr>
-            <w:tcW w:type="dxa" w:w="3135"/>
-          </w:tcPr>
-          <w:p>
-            <w:r>
-              <w:rPr>
-                <w:sz w:val="18"/>
-              </w:rPr>
-            </w:r>
-            <w:r>
-              <w:rPr>
-                <w:sz w:val="18"/>
-              </w:rPr>
-              <w:t>cvpr-2025</w:t>
-            </w:r>
-          </w:p>
-        </w:tc>
-        <w:tc>
-          <w:tcPr>
-            <w:tcW w:type="dxa" w:w="3135"/>
-          </w:tcPr>
-          <w:p>
-            <w:r>
-              <w:rPr>
-                <w:sz w:val="18"/>
-              </w:rPr>
-            </w:r>
-            <w:r>
-              <w:rPr>
-                <w:sz w:val="18"/>
-              </w:rPr>
-              <w:t>108 / 108</w:t>
-            </w:r>
-          </w:p>
-        </w:tc>
-        <w:tc>
-          <w:tcPr>
-            <w:tcW w:type="dxa" w:w="3135"/>
-          </w:tcPr>
-          <w:p>
-            <w:r>
-              <w:rPr>
-                <w:sz w:val="18"/>
-              </w:rPr>
-            </w:r>
-            <w:r>
-              <w:rPr>
-                <w:sz w:val="18"/>
-              </w:rPr>
-              <w:t>108 / 107</w:t>
-            </w:r>
-          </w:p>
-        </w:tc>
-      </w:tr>
-      <w:tr>
-        <w:tc>
-          <w:tcPr>
-            <w:tcW w:type="dxa" w:w="3135"/>
-          </w:tcPr>
-          <w:p>
-            <w:r>
-              <w:rPr>
-                <w:sz w:val="18"/>
-              </w:rPr>
-            </w:r>
-            <w:r>
-              <w:rPr>
-                <w:sz w:val="18"/>
-              </w:rPr>
-              <w:t>iccv-2025</w:t>
-            </w:r>
-          </w:p>
-        </w:tc>
-        <w:tc>
-          <w:tcPr>
-            <w:tcW w:type="dxa" w:w="3135"/>
-          </w:tcPr>
-          <w:p>
-            <w:r>
-              <w:rPr>
-                <w:sz w:val="18"/>
-              </w:rPr>
-            </w:r>
-            <w:r>
-              <w:rPr>
-                <w:sz w:val="18"/>
-              </w:rPr>
-              <w:t>104 / 103</w:t>
-            </w:r>
-          </w:p>
-        </w:tc>
-        <w:tc>
-          <w:tcPr>
-            <w:tcW w:type="dxa" w:w="3135"/>
-          </w:tcPr>
-          <w:p>
-            <w:r>
-              <w:rPr>
-                <w:sz w:val="18"/>
-              </w:rPr>
-            </w:r>
-            <w:r>
-              <w:rPr>
-                <w:sz w:val="18"/>
-              </w:rPr>
-              <w:t>104 / 104</w:t>
-            </w:r>
-          </w:p>
-        </w:tc>
-      </w:tr>
-      <w:tr>
-        <w:tc>
-          <w:tcPr>
-            <w:tcW w:type="dxa" w:w="3135"/>
-          </w:tcPr>
-          <w:p>
-            <w:r>
-              <w:rPr>
-                <w:sz w:val="18"/>
-              </w:rPr>
-            </w:r>
-            <w:r>
-              <w:rPr>
-                <w:sz w:val="18"/>
-              </w:rPr>
-              <w:t>eccv-2026</w:t>
-            </w:r>
-          </w:p>
-        </w:tc>
-        <w:tc>
-          <w:tcPr>
-            <w:tcW w:type="dxa" w:w="3135"/>
-          </w:tcPr>
-          <w:p>
-            <w:r>
-              <w:rPr>
-                <w:sz w:val="18"/>
-              </w:rPr>
-            </w:r>
-            <w:r>
-              <w:rPr>
-                <w:sz w:val="18"/>
-              </w:rPr>
-              <w:t>129 / 81</w:t>
-            </w:r>
-          </w:p>
-        </w:tc>
-        <w:tc>
-          <w:tcPr>
-            <w:tcW w:type="dxa" w:w="3135"/>
-          </w:tcPr>
-          <w:p>
-            <w:r>
-              <w:rPr>
-                <w:sz w:val="18"/>
-              </w:rPr>
-            </w:r>
-            <w:r>
-              <w:rPr>
-                <w:sz w:val="18"/>
-              </w:rPr>
-              <w:t>129 / 96</w:t>
-            </w:r>
-          </w:p>
-        </w:tc>
-      </w:tr>
-      <w:tr>
-        <w:tc>
-          <w:tcPr>
-            <w:tcW w:type="dxa" w:w="3135"/>
-          </w:tcPr>
-          <w:p>
-            <w:r>
-              <w:rPr>
-                <w:sz w:val="18"/>
-              </w:rPr>
-            </w:r>
-            <w:r>
-              <w:rPr>
-                <w:sz w:val="18"/>
-              </w:rPr>
-              <w:t>iclr-2025</w:t>
-            </w:r>
-          </w:p>
-        </w:tc>
-        <w:tc>
-          <w:tcPr>
-            <w:tcW w:type="dxa" w:w="3135"/>
-          </w:tcPr>
-          <w:p>
-            <w:r>
-              <w:rPr>
-                <w:sz w:val="18"/>
-              </w:rPr>
-            </w:r>
-            <w:r>
-              <w:rPr>
-                <w:sz w:val="18"/>
-              </w:rPr>
-              <w:t>222 / 153</w:t>
-            </w:r>
-          </w:p>
-        </w:tc>
-        <w:tc>
-          <w:tcPr>
-            <w:tcW w:type="dxa" w:w="3135"/>
-          </w:tcPr>
-          <w:p>
-            <w:r>
-              <w:rPr>
-                <w:sz w:val="18"/>
-              </w:rPr>
-            </w:r>
-            <w:r>
-              <w:rPr>
-                <w:sz w:val="18"/>
-              </w:rPr>
-              <w:t>222 / 173</w:t>
-            </w:r>
-          </w:p>
-        </w:tc>
-      </w:tr>
-      <w:tr>
-        <w:tc>
-          <w:tcPr>
-            <w:tcW w:type="dxa" w:w="3135"/>
-          </w:tcPr>
-          <w:p>
-            <w:r>
-              <w:rPr>
-                <w:sz w:val="18"/>
-              </w:rPr>
-            </w:r>
-            <w:r>
-              <w:rPr>
-                <w:sz w:val="18"/>
-              </w:rPr>
-              <w:t>iclr-2026</w:t>
-            </w:r>
-          </w:p>
-        </w:tc>
-        <w:tc>
-          <w:tcPr>
-            <w:tcW w:type="dxa" w:w="3135"/>
-          </w:tcPr>
-          <w:p>
-            <w:r>
-              <w:rPr>
-                <w:sz w:val="18"/>
-              </w:rPr>
-            </w:r>
-            <w:r>
-              <w:rPr>
-                <w:sz w:val="18"/>
-              </w:rPr>
-              <w:t>309 / 218</w:t>
-            </w:r>
-          </w:p>
-        </w:tc>
-        <w:tc>
-          <w:tcPr>
-            <w:tcW w:type="dxa" w:w="3135"/>
-          </w:tcPr>
-          <w:p>
-            <w:r>
-              <w:rPr>
-                <w:sz w:val="18"/>
-              </w:rPr>
-            </w:r>
-            <w:r>
-              <w:rPr>
-                <w:sz w:val="18"/>
-              </w:rPr>
-              <w:t>309 / 230</w:t>
-            </w:r>
-          </w:p>
-        </w:tc>
-      </w:tr>
-      <w:tr>
-        <w:tc>
-          <w:tcPr>
-            <w:tcW w:type="dxa" w:w="3135"/>
-          </w:tcPr>
-          <w:p>
-            <w:r>
-              <w:rPr>
-                <w:sz w:val="18"/>
-              </w:rPr>
-            </w:r>
-            <w:r>
-              <w:rPr>
-                <w:sz w:val="18"/>
-              </w:rPr>
-              <w:t>icml-2025</w:t>
-            </w:r>
-          </w:p>
-        </w:tc>
-        <w:tc>
-          <w:tcPr>
-            <w:tcW w:type="dxa" w:w="3135"/>
-          </w:tcPr>
-          <w:p>
-            <w:r>
-              <w:rPr>
-                <w:sz w:val="18"/>
-              </w:rPr>
-            </w:r>
-            <w:r>
-              <w:rPr>
-                <w:sz w:val="18"/>
-              </w:rPr>
-              <w:t>166 / 166</w:t>
-            </w:r>
-          </w:p>
-        </w:tc>
-        <w:tc>
-          <w:tcPr>
-            <w:tcW w:type="dxa" w:w="3135"/>
-          </w:tcPr>
-          <w:p>
-            <w:r>
-              <w:rPr>
-                <w:sz w:val="18"/>
-              </w:rPr>
-            </w:r>
-            <w:r>
-              <w:rPr>
-                <w:sz w:val="18"/>
-              </w:rPr>
-              <w:t>166 / 165</w:t>
-            </w:r>
-          </w:p>
-        </w:tc>
-      </w:tr>
-      <w:tr>
-        <w:tc>
-          <w:tcPr>
-            <w:tcW w:type="dxa" w:w="3135"/>
-          </w:tcPr>
-          <w:p>
-            <w:r>
-              <w:rPr>
-                <w:sz w:val="18"/>
-              </w:rPr>
-            </w:r>
-            <w:r>
-              <w:rPr>
-                <w:sz w:val="18"/>
-              </w:rPr>
-              <w:t>icml-2026</w:t>
-            </w:r>
-          </w:p>
-        </w:tc>
-        <w:tc>
-          <w:tcPr>
-            <w:tcW w:type="dxa" w:w="3135"/>
-          </w:tcPr>
-          <w:p>
-            <w:r>
-              <w:rPr>
-                <w:sz w:val="18"/>
-              </w:rPr>
-            </w:r>
-            <w:r>
-              <w:rPr>
-                <w:sz w:val="18"/>
-              </w:rPr>
-              <w:t>328 / 328</w:t>
-            </w:r>
-          </w:p>
-        </w:tc>
-        <w:tc>
-          <w:tcPr>
-            <w:tcW w:type="dxa" w:w="3135"/>
-          </w:tcPr>
-          <w:p>
-            <w:r>
-              <w:rPr>
-                <w:sz w:val="18"/>
-              </w:rPr>
-            </w:r>
-            <w:r>
-              <w:rPr>
-                <w:sz w:val="18"/>
-              </w:rPr>
-              <w:t>328 / 328</w:t>
-            </w:r>
-          </w:p>
-        </w:tc>
-      </w:tr>
-      <w:tr>
-        <w:tc>
-          <w:tcPr>
-            <w:tcW w:type="dxa" w:w="3135"/>
-          </w:tcPr>
-          <w:p>
-            <w:r>
-              <w:rPr>
-                <w:sz w:val="18"/>
-              </w:rPr>
-            </w:r>
-            <w:r>
-              <w:rPr>
-                <w:sz w:val="18"/>
-              </w:rPr>
-              <w:t>neurips-2025</w:t>
-            </w:r>
-          </w:p>
-        </w:tc>
-        <w:tc>
-          <w:tcPr>
-            <w:tcW w:type="dxa" w:w="3135"/>
-          </w:tcPr>
-          <w:p>
-            <w:r>
-              <w:rPr>
-                <w:sz w:val="18"/>
-              </w:rPr>
-            </w:r>
-            <w:r>
-              <w:rPr>
-                <w:sz w:val="18"/>
-              </w:rPr>
-              <w:t>373 / 246</w:t>
-            </w:r>
-          </w:p>
-        </w:tc>
-        <w:tc>
-          <w:tcPr>
-            <w:tcW w:type="dxa" w:w="3135"/>
-          </w:tcPr>
-          <w:p>
-            <w:r>
-              <w:rPr>
-                <w:sz w:val="18"/>
-              </w:rPr>
-            </w:r>
-            <w:r>
-              <w:rPr>
-                <w:sz w:val="18"/>
-              </w:rPr>
-              <w:t>373 / 295</w:t>
-            </w:r>
-          </w:p>
-        </w:tc>
-      </w:tr>
-      <w:tr>
-        <w:tc>
-          <w:tcPr>
-            <w:tcW w:type="dxa" w:w="3135"/>
-          </w:tcPr>
-          <w:p>
-            <w:r>
-              <w:rPr>
-                <w:sz w:val="18"/>
-              </w:rPr>
-            </w:r>
-            <w:r>
-              <w:rPr>
-                <w:sz w:val="18"/>
-              </w:rPr>
-              <w:t>neurips-2026</w:t>
-            </w:r>
-          </w:p>
-        </w:tc>
-        <w:tc>
-          <w:tcPr>
-            <w:tcW w:type="dxa" w:w="3135"/>
-          </w:tcPr>
-          <w:p>
-            <w:r>
-              <w:rPr>
-                <w:sz w:val="18"/>
-              </w:rPr>
-            </w:r>
-            <w:r>
-              <w:rPr>
-                <w:sz w:val="18"/>
-              </w:rPr>
-              <w:t>431 / 165</w:t>
-            </w:r>
-          </w:p>
-        </w:tc>
-        <w:tc>
-          <w:tcPr>
-            <w:tcW w:type="dxa" w:w="3135"/>
-          </w:tcPr>
-          <w:p>
-            <w:r>
-              <w:rPr>
-                <w:sz w:val="18"/>
-              </w:rPr>
-            </w:r>
-            <w:r>
-              <w:rPr>
-                <w:sz w:val="18"/>
-              </w:rPr>
-              <w:t>431 / 212</w:t>
-            </w:r>
-          </w:p>
-        </w:tc>
-      </w:tr>
-      <w:tr>
-        <w:tc>
-          <w:tcPr>
-            <w:tcW w:type="dxa" w:w="3135"/>
-          </w:tcPr>
-          <w:p>
-            <w:r>
-              <w:rPr>
-                <w:sz w:val="18"/>
-              </w:rPr>
-            </w:r>
-            <w:r>
-              <w:rPr>
-                <w:sz w:val="18"/>
-              </w:rPr>
-              <w:t>Total</w:t>
-            </w:r>
-          </w:p>
-        </w:tc>
-        <w:tc>
-          <w:tcPr>
-            <w:tcW w:type="dxa" w:w="3135"/>
-          </w:tcPr>
-          <w:p>
-            <w:r>
-              <w:rPr>
-                <w:sz w:val="18"/>
-              </w:rPr>
-            </w:r>
-            <w:r>
-              <w:rPr>
-                <w:sz w:val="18"/>
-              </w:rPr>
-              <w:t>2170 / 1568</w:t>
-            </w:r>
-          </w:p>
-        </w:tc>
-        <w:tc>
-          <w:tcPr>
-            <w:tcW w:type="dxa" w:w="3135"/>
-          </w:tcPr>
-          <w:p>
-            <w:r>
-              <w:rPr>
-                <w:sz w:val="18"/>
-              </w:rPr>
-            </w:r>
-            <w:r>
-              <w:rPr>
-                <w:sz w:val="18"/>
-              </w:rPr>
-              <w:t>2170 / 1710</w:t>
-            </w:r>
-          </w:p>
-        </w:tc>
-      </w:tr>
-    </w:tbl>
-    <w:p/>
     <w:sectPr>
       <w:pgSz w:w="12240" w:h="15840"/>
       <w:pgMar w:top="1417" w:right="1417" w:bottom="1417" w:left="1417" w:header="720" w:footer="720" w:gutter="0"/>
